--- a/samples/demo.docx
+++ b/samples/demo.docx
@@ -50,7 +50,7 @@
         </w:numPr>
       </w:pPr>
       <w:r>
-        <w:t xml:space="preserve">Open your own document: Файл → Відкрити інший файл, or drop a .docx onto the page.</w:t>
+        <w:t xml:space="preserve">Open your own document from the File menu, or drop a .docx onto the page.</w:t>
       </w:r>
     </w:p>
     <w:p>
@@ -86,7 +86,7 @@
         </w:numPr>
       </w:pPr>
       <w:r>
-        <w:t xml:space="preserve">Save as .docx or PDF from the Файл menu.</w:t>
+        <w:t xml:space="preserve">Save as .docx or PDF from the File menu. The interface is in English or Ukrainian: switch it there too.</w:t>
       </w:r>
     </w:p>
     <w:p>
@@ -266,7 +266,7 @@
     </w:p>
     <w:p>
       <w:r>
-        <w:t xml:space="preserve">Інтерфейс редактора український, правопис перевіряється для української та англійської. Спробуйте написати слово з пимилкою — воно підкреслиться, а правий клік запропонує виправлення.</w:t>
+        <w:t xml:space="preserve">Інтерфейс українською або англійською (перемикач у меню «Файл»), правопис перевіряється для обох мов. Спробуйте написати слово з пимилкою — воно підкреслиться, а правий клік запропонує виправлення.</w:t>
       </w:r>
     </w:p>
     <w:p>
